--- a/MeasuringTemperatureSpace.docx
+++ b/MeasuringTemperatureSpace.docx
@@ -191,7 +191,7 @@
           <w:bar w:val="none" w:sz="4" w:space="0"/>
         </w:pBdr>
         <w:shd w:val="clear" w:fill="auto"/>
-        <w:spacing w:before="0" w:after="298" w:line="240" w:lineRule="auto"/>
+        <w:spacing w:before="0" w:beforeAutospacing="0" w:after="298" w:afterAutospacing="0" w:line="240" w:lineRule="auto"/>
         <w:ind w:left="0" w:right="0" w:firstLine="0"/>
         <w:jc w:val="left"/>
         <w:rPr>
@@ -259,7 +259,7 @@
           <w:tab w:val="left" w:pos="220"/>
           <w:tab w:val="left" w:pos="720"/>
         </w:tabs>
-        <w:spacing w:before="0" w:after="240" w:line="240" w:lineRule="auto"/>
+        <w:spacing w:before="0" w:beforeAutospacing="0" w:after="240" w:afterAutospacing="0" w:line="240" w:lineRule="auto"/>
         <w:ind w:left="720" w:right="0" w:hanging="720"/>
         <w:jc w:val="both"/>
         <w:rPr>
@@ -323,7 +323,7 @@
           <w:tab w:val="left" w:pos="220"/>
           <w:tab w:val="left" w:pos="720"/>
         </w:tabs>
-        <w:spacing w:before="0" w:after="240" w:line="240" w:lineRule="auto"/>
+        <w:spacing w:before="0" w:beforeAutospacing="0" w:after="240" w:afterAutospacing="0" w:line="240" w:lineRule="auto"/>
         <w:ind w:left="720" w:right="0" w:hanging="720"/>
         <w:jc w:val="both"/>
         <w:rPr>
@@ -387,7 +387,7 @@
           <w:tab w:val="left" w:pos="220"/>
           <w:tab w:val="left" w:pos="720"/>
         </w:tabs>
-        <w:spacing w:before="0" w:after="240" w:line="240" w:lineRule="auto"/>
+        <w:spacing w:before="0" w:beforeAutospacing="0" w:after="240" w:afterAutospacing="0" w:line="240" w:lineRule="auto"/>
         <w:ind w:left="720" w:right="0" w:hanging="720"/>
         <w:jc w:val="both"/>
         <w:rPr>
@@ -499,7 +499,7 @@
           <w:bar w:val="none" w:sz="4" w:space="0"/>
         </w:pBdr>
         <w:shd w:val="clear" w:fill="auto"/>
-        <w:spacing w:before="0" w:after="298" w:line="240" w:lineRule="auto"/>
+        <w:spacing w:before="0" w:beforeAutospacing="0" w:after="298" w:afterAutospacing="0" w:line="240" w:lineRule="auto"/>
         <w:ind w:left="0" w:right="0" w:firstLine="0"/>
         <w:jc w:val="both"/>
         <w:rPr>
@@ -567,7 +567,7 @@
           <w:tab w:val="left" w:pos="220"/>
           <w:tab w:val="left" w:pos="720"/>
         </w:tabs>
-        <w:spacing w:before="0" w:after="240" w:line="240" w:lineRule="auto"/>
+        <w:spacing w:before="0" w:beforeAutospacing="0" w:after="240" w:afterAutospacing="0" w:line="240" w:lineRule="auto"/>
         <w:ind w:left="720" w:right="0" w:hanging="720"/>
         <w:jc w:val="both"/>
         <w:rPr>
@@ -633,7 +633,7 @@
           <w:tab w:val="left" w:pos="220"/>
           <w:tab w:val="left" w:pos="720"/>
         </w:tabs>
-        <w:spacing w:before="0" w:after="240" w:line="240" w:lineRule="auto"/>
+        <w:spacing w:before="0" w:beforeAutospacing="0" w:after="240" w:afterAutospacing="0" w:line="240" w:lineRule="auto"/>
         <w:ind w:left="720" w:right="0" w:hanging="720"/>
         <w:jc w:val="both"/>
         <w:rPr>
@@ -697,7 +697,7 @@
           <w:tab w:val="left" w:pos="220"/>
           <w:tab w:val="left" w:pos="720"/>
         </w:tabs>
-        <w:spacing w:before="0" w:after="240" w:line="240" w:lineRule="auto"/>
+        <w:spacing w:before="0" w:beforeAutospacing="0" w:after="240" w:afterAutospacing="0" w:line="240" w:lineRule="auto"/>
         <w:ind w:left="720" w:right="0" w:hanging="720"/>
         <w:jc w:val="both"/>
         <w:rPr>
@@ -757,7 +757,7 @@
           <w:tab w:val="left" w:pos="220"/>
           <w:tab w:val="left" w:pos="720"/>
         </w:tabs>
-        <w:spacing w:before="0" w:after="240" w:line="240" w:lineRule="auto"/>
+        <w:spacing w:before="0" w:beforeAutospacing="0" w:after="240" w:afterAutospacing="0" w:line="240" w:lineRule="auto"/>
         <w:ind w:left="720" w:right="0" w:firstLine="0"/>
         <w:jc w:val="left"/>
         <w:rPr>
@@ -788,6 +788,7 @@
         <w:trPr/>
         <w:tc>
           <w:tcPr>
+            <w:cnfStyle w:val="100010000000"/>
             <w:tcW w:w="3080" w:type="dxa"/>
           </w:tcPr>
           <w:p>
@@ -822,6 +823,7 @@
         </w:tc>
         <w:tc>
           <w:tcPr>
+            <w:cnfStyle w:val="100001000000"/>
             <w:tcW w:w="3080" w:type="dxa"/>
           </w:tcPr>
           <w:p>
@@ -856,6 +858,7 @@
         </w:tc>
         <w:tc>
           <w:tcPr>
+            <w:cnfStyle w:val="100010000000"/>
             <w:tcW w:w="3080" w:type="dxa"/>
           </w:tcPr>
           <w:p>
@@ -893,6 +896,7 @@
         <w:trPr/>
         <w:tc>
           <w:tcPr>
+            <w:cnfStyle w:val="000010000000"/>
             <w:tcW w:w="3080" w:type="dxa"/>
           </w:tcPr>
           <w:p>
@@ -925,6 +929,7 @@
         </w:tc>
         <w:tc>
           <w:tcPr>
+            <w:cnfStyle w:val="000001000000"/>
             <w:tcW w:w="3080" w:type="dxa"/>
           </w:tcPr>
           <w:p>
@@ -957,6 +962,7 @@
         </w:tc>
         <w:tc>
           <w:tcPr>
+            <w:cnfStyle w:val="000010000000"/>
             <w:tcW w:w="3080" w:type="dxa"/>
           </w:tcPr>
           <w:p>
@@ -992,6 +998,7 @@
         <w:trPr/>
         <w:tc>
           <w:tcPr>
+            <w:cnfStyle w:val="000010000000"/>
             <w:tcW w:w="3080" w:type="dxa"/>
           </w:tcPr>
           <w:p>
@@ -1024,6 +1031,7 @@
         </w:tc>
         <w:tc>
           <w:tcPr>
+            <w:cnfStyle w:val="000001000000"/>
             <w:tcW w:w="3080" w:type="dxa"/>
           </w:tcPr>
           <w:p>
@@ -1056,6 +1064,7 @@
         </w:tc>
         <w:tc>
           <w:tcPr>
+            <w:cnfStyle w:val="000010000000"/>
             <w:tcW w:w="3080" w:type="dxa"/>
           </w:tcPr>
           <w:p>
@@ -1091,6 +1100,7 @@
         <w:trPr/>
         <w:tc>
           <w:tcPr>
+            <w:cnfStyle w:val="000010000000"/>
             <w:tcW w:w="3080" w:type="dxa"/>
           </w:tcPr>
           <w:p>
@@ -1123,6 +1133,7 @@
         </w:tc>
         <w:tc>
           <w:tcPr>
+            <w:cnfStyle w:val="000001000000"/>
             <w:tcW w:w="3080" w:type="dxa"/>
           </w:tcPr>
           <w:p>
@@ -1155,6 +1166,7 @@
         </w:tc>
         <w:tc>
           <w:tcPr>
+            <w:cnfStyle w:val="000010000000"/>
             <w:tcW w:w="3080" w:type="dxa"/>
           </w:tcPr>
           <w:p>
@@ -1213,34 +1225,669 @@
           <w:bar w:val="none" w:sz="4" w:space="0"/>
         </w:pBdr>
         <w:shd w:val="clear" w:fill="auto"/>
+        <w:spacing w:before="0" w:beforeAutospacing="0" w:after="298" w:afterAutospacing="0" w:line="240" w:lineRule="auto"/>
+        <w:ind w:left="0" w:right="0" w:firstLine="0"/>
+        <w:jc w:val="both"/>
+        <w:rPr>
+          <w:rFonts w:ascii="Arial" w:cs="Arial" w:hAnsi="Arial"/>
+          <w:b/>
+          <w:outline w:val="off"/>
+          <w:shadow w:val="off"/>
+          <w:emboss w:val="off"/>
+          <w:imprint w:val="off"/>
+          <w:color w:val="auto"/>
+          <w:spacing w:val="0"/>
+          <w:sz w:val="36"/>
+        </w:rPr>
+      </w:pPr>
+      <w:r>
+        <w:rPr>
+          <w:rFonts w:ascii="Arial" w:cs="Arial" w:hAnsi="Arial"/>
+          <w:b/>
+          <w:outline w:val="off"/>
+          <w:shadow w:val="off"/>
+          <w:emboss w:val="off"/>
+          <w:imprint w:val="off"/>
+          <w:color w:val="auto"/>
+          <w:spacing w:val="0"/>
+          <w:sz w:val="36"/>
+        </w:rPr>
+        <w:t>Final Comment</w:t>
+      </w:r>
+    </w:p>
+    <w:p>
+      <w:pPr>
+        <w:framePr w:w="0" w:h="0" w:vAnchor="margin" w:hAnchor="text" w:x="0" w:y="0"/>
+        <w:pBdr>
+          <w:top w:val="none" w:sz="4" w:space="0"/>
+          <w:left w:val="none" w:sz="4" w:space="0"/>
+          <w:bottom w:val="none" w:sz="4" w:space="0"/>
+          <w:right w:val="none" w:sz="4" w:space="0"/>
+          <w:between w:val="none" w:sz="4" w:space="0"/>
+          <w:bar w:val="none" w:sz="4" w:space="0"/>
+        </w:pBdr>
+        <w:shd w:val="clear" w:fill="auto"/>
+        <w:spacing w:before="0" w:beforeAutospacing="0" w:after="240" w:afterAutospacing="0" w:line="240" w:lineRule="auto"/>
+        <w:ind w:left="0" w:right="0" w:firstLine="0"/>
+        <w:jc w:val="both"/>
+        <w:rPr>
+          <w:rFonts w:ascii="Arial" w:cs="Arial" w:hAnsi="Arial"/>
+          <w:b w:val="off"/>
+          <w:outline w:val="off"/>
+          <w:shadow w:val="off"/>
+          <w:emboss w:val="off"/>
+          <w:imprint w:val="off"/>
+          <w:color w:val="auto"/>
+          <w:spacing w:val="0"/>
+          <w:sz w:val="24"/>
+        </w:rPr>
+      </w:pPr>
+      <w:r>
+        <w:rPr>
+          <w:rFonts w:ascii="Arial" w:cs="Arial" w:hAnsi="Arial"/>
+          <w:b w:val="off"/>
+          <w:outline w:val="off"/>
+          <w:shadow w:val="off"/>
+          <w:emboss w:val="off"/>
+          <w:imprint w:val="off"/>
+          <w:color w:val="auto"/>
+          <w:spacing w:val="0"/>
+          <w:sz w:val="24"/>
+        </w:rPr>
+        <w:t xml:space="preserve">So, the reason scientists can still “detect temperature in space” is because </w:t>
+      </w:r>
+      <w:r>
+        <w:rPr>
+          <w:rFonts w:ascii="Arial" w:cs="Arial" w:hAnsi="Arial"/>
+          <w:b/>
+          <w:outline w:val="off"/>
+          <w:shadow w:val="off"/>
+          <w:emboss w:val="off"/>
+          <w:imprint w:val="off"/>
+          <w:color w:val="auto"/>
+          <w:spacing w:val="0"/>
+          <w:sz w:val="24"/>
+        </w:rPr>
+        <w:t>temperature is tied to radiation, not air flow</w:t>
+      </w:r>
+      <w:r>
+        <w:rPr>
+          <w:rFonts w:ascii="Arial" w:cs="Arial" w:hAnsi="Arial"/>
+          <w:b w:val="off"/>
+          <w:outline w:val="off"/>
+          <w:shadow w:val="off"/>
+          <w:emboss w:val="off"/>
+          <w:imprint w:val="off"/>
+          <w:color w:val="auto"/>
+          <w:spacing w:val="0"/>
+          <w:sz w:val="24"/>
+        </w:rPr>
+        <w:t>. Vacuum doesn’t act like an invisible wall — it simply removes conduction and convection. Radiation is universal, and that’s why telescopes and sensors can measure the heat of stars, planets, and even the faint glow of the universe itself.</w:t>
+      </w:r>
+    </w:p>
+    <w:p>
+      <w:pPr>
+        <w:framePr w:w="0" w:h="0" w:vAnchor="margin" w:hAnchor="text" w:x="0" w:y="0"/>
+        <w:pBdr>
+          <w:top w:val="none" w:sz="4" w:space="0"/>
+          <w:left w:val="none" w:sz="4" w:space="0"/>
+          <w:bottom w:val="none" w:sz="4" w:space="0"/>
+          <w:right w:val="none" w:sz="4" w:space="0"/>
+          <w:between w:val="none" w:sz="4" w:space="0"/>
+          <w:bar w:val="none" w:sz="4" w:space="0"/>
+        </w:pBdr>
+        <w:shd w:val="clear" w:fill="auto"/>
+        <w:spacing w:before="0" w:beforeAutospacing="0" w:after="240" w:afterAutospacing="0" w:line="240" w:lineRule="auto"/>
+        <w:ind w:left="0" w:right="0" w:firstLine="0"/>
+        <w:jc w:val="both"/>
+        <w:rPr>
+          <w:rFonts w:ascii="Arial" w:cs="Arial" w:hAnsi="Arial"/>
+          <w:b w:val="off"/>
+          <w:outline w:val="off"/>
+          <w:shadow w:val="off"/>
+          <w:emboss w:val="off"/>
+          <w:imprint w:val="off"/>
+          <w:color w:val="auto"/>
+          <w:spacing w:val="0"/>
+          <w:sz w:val="24"/>
+        </w:rPr>
+      </w:pPr>
+    </w:p>
+    <w:p>
+      <w:pPr>
+        <w:framePr w:w="0" w:h="0" w:vAnchor="margin" w:hAnchor="text" w:x="0" w:y="0"/>
+        <w:pBdr>
+          <w:top w:val="none" w:sz="4" w:space="0"/>
+          <w:left w:val="none" w:sz="4" w:space="0"/>
+          <w:bottom w:val="none" w:sz="4" w:space="0"/>
+          <w:right w:val="none" w:sz="4" w:space="0"/>
+          <w:between w:val="none" w:sz="4" w:space="0"/>
+          <w:bar w:val="none" w:sz="4" w:space="0"/>
+        </w:pBdr>
+        <w:shd w:val="clear" w:fill="auto"/>
+        <w:spacing w:before="0" w:beforeAutospacing="0" w:after="240" w:afterAutospacing="0" w:line="240" w:lineRule="auto"/>
+        <w:ind w:left="0" w:right="0" w:firstLine="0"/>
+        <w:jc w:val="both"/>
+        <w:rPr>
+          <w:rFonts w:ascii="Arial" w:cs="Arial" w:hAnsi="Arial"/>
+          <w:b/>
+          <w:bCs/>
+          <w:outline w:val="off"/>
+          <w:shadow w:val="off"/>
+          <w:emboss w:val="off"/>
+          <w:imprint w:val="off"/>
+          <w:color w:val="auto"/>
+          <w:spacing w:val="0"/>
+          <w:sz w:val="24"/>
+        </w:rPr>
+      </w:pPr>
+      <w:r>
+        <w:rPr>
+          <w:rFonts w:ascii="Arial" w:cs="Arial" w:hAnsi="Arial"/>
+          <w:b/>
+          <w:bCs/>
+          <w:outline w:val="off"/>
+          <w:shadow w:val="off"/>
+          <w:emboss w:val="off"/>
+          <w:imprint w:val="off"/>
+          <w:color w:val="auto"/>
+          <w:spacing w:val="0"/>
+          <w:sz w:val="24"/>
+        </w:rPr>
+        <w:t>Back to our previous conversation about temperature in space. In the moon the temperature varies between over 100 degrees celsius and below over negative 100 degrees celsius in the moon surface. I doubt because of vacuum no air flow and particles human being can not feel theses extreme temperature. Therefore human being at the moon can only feel the temperature on thems</w:t>
+      </w:r>
+      <w:r>
+        <w:rPr>
+          <w:rFonts w:ascii="Arial" w:cs="Arial" w:hAnsi="Arial"/>
+          <w:b/>
+          <w:bCs/>
+          <w:outline w:val="off"/>
+          <w:shadow w:val="off"/>
+          <w:emboss w:val="off"/>
+          <w:imprint w:val="off"/>
+          <w:color w:val="auto"/>
+          <w:spacing w:val="0"/>
+          <w:sz w:val="24"/>
+          <w:lang w:val="en-HK"/>
+        </w:rPr>
+        <w:t>elf</w:t>
+      </w:r>
+      <w:r>
+        <w:rPr>
+          <w:rFonts w:ascii="Arial" w:cs="Arial" w:hAnsi="Arial"/>
+          <w:b/>
+          <w:bCs/>
+          <w:outline w:val="off"/>
+          <w:shadow w:val="off"/>
+          <w:emboss w:val="off"/>
+          <w:imprint w:val="off"/>
+          <w:color w:val="auto"/>
+          <w:spacing w:val="0"/>
+          <w:sz w:val="24"/>
+        </w:rPr>
+        <w:t>, if the human is 36.7 degrees celsius , at the moon they can feel this temperature 36.7 degree celsius, so the space suit doesn't matter, please comment?</w:t>
+      </w:r>
+    </w:p>
+    <w:p>
+      <w:pPr>
+        <w:framePr w:w="0" w:h="0" w:vAnchor="margin" w:hAnchor="text" w:x="0" w:y="0"/>
+        <w:pBdr>
+          <w:top w:val="none" w:sz="4" w:space="0"/>
+          <w:left w:val="none" w:sz="4" w:space="0"/>
+          <w:bottom w:val="none" w:sz="4" w:space="0"/>
+          <w:right w:val="none" w:sz="4" w:space="0"/>
+          <w:between w:val="none" w:sz="4" w:space="0"/>
+          <w:bar w:val="none" w:sz="4" w:space="0"/>
+        </w:pBdr>
+        <w:shd w:val="clear" w:fill="auto"/>
+        <w:spacing w:before="0" w:beforeAutospacing="0" w:after="240" w:afterAutospacing="0" w:line="240" w:lineRule="auto"/>
+        <w:ind w:left="0" w:right="0" w:firstLine="0"/>
+        <w:jc w:val="both"/>
+        <w:rPr>
+          <w:rFonts w:ascii="Arial" w:cs="Arial" w:hAnsi="Arial"/>
+          <w:b/>
+          <w:bCs/>
+          <w:outline w:val="off"/>
+          <w:shadow w:val="off"/>
+          <w:emboss w:val="off"/>
+          <w:imprint w:val="off"/>
+          <w:color w:val="auto"/>
+          <w:spacing w:val="0"/>
+          <w:sz w:val="24"/>
+        </w:rPr>
+      </w:pPr>
+    </w:p>
+    <w:p>
+      <w:pPr>
+        <w:framePr w:w="0" w:h="0" w:vAnchor="margin" w:hAnchor="text" w:x="0" w:y="0"/>
+        <w:pBdr>
+          <w:top w:val="none" w:sz="4" w:space="0"/>
+          <w:left w:val="none" w:sz="4" w:space="0"/>
+          <w:bottom w:val="none" w:sz="4" w:space="0"/>
+          <w:right w:val="none" w:sz="4" w:space="0"/>
+          <w:between w:val="none" w:sz="4" w:space="0"/>
+          <w:bar w:val="none" w:sz="4" w:space="0"/>
+        </w:pBdr>
+        <w:shd w:val="clear" w:fill="auto"/>
         <w:spacing w:before="0" w:after="298" w:line="240" w:lineRule="auto"/>
         <w:ind w:left="0" w:right="0" w:firstLine="0"/>
+        <w:rPr>
+          <w:rFonts w:ascii="Arial" w:cs="Arial" w:hAnsi="Arial"/>
+          <w:b/>
+          <w:outline w:val="off"/>
+          <w:shadow w:val="off"/>
+          <w:emboss w:val="off"/>
+          <w:imprint w:val="off"/>
+          <w:color w:val="auto"/>
+          <w:spacing w:val="0"/>
+          <w:sz w:val="24"/>
+          <w:szCs w:val="24"/>
+        </w:rPr>
+      </w:pPr>
+      <w:r>
+        <w:rPr>
+          <w:rFonts w:ascii="Arial" w:cs="Arial" w:hAnsi="Arial"/>
+          <w:b/>
+          <w:outline w:val="off"/>
+          <w:shadow w:val="off"/>
+          <w:emboss w:val="off"/>
+          <w:imprint w:val="off"/>
+          <w:color w:val="auto"/>
+          <w:spacing w:val="0"/>
+          <w:sz w:val="24"/>
+          <w:szCs w:val="24"/>
+        </w:rPr>
+        <w:t>Why the Moon’s surface has extreme temperatures</w:t>
+      </w:r>
+    </w:p>
+    <w:p>
+      <w:pPr>
+        <w:framePr w:w="0" w:h="0" w:vAnchor="margin" w:hAnchor="text" w:x="0" w:y="0"/>
+        <w:numPr>
+          <w:ilvl w:val="0"/>
+          <w:numId w:val="3"/>
+        </w:numPr>
+        <w:pBdr>
+          <w:top w:val="none" w:sz="4" w:space="0"/>
+          <w:left w:val="none" w:sz="4" w:space="0"/>
+          <w:bottom w:val="none" w:sz="4" w:space="0"/>
+          <w:right w:val="none" w:sz="4" w:space="0"/>
+          <w:between w:val="none" w:sz="4" w:space="0"/>
+          <w:bar w:val="none" w:sz="4" w:space="0"/>
+        </w:pBdr>
+        <w:shd w:val="clear" w:fill="auto"/>
+        <w:tabs>
+          <w:tab w:val="left" w:pos="220"/>
+          <w:tab w:val="left" w:pos="720"/>
+        </w:tabs>
+        <w:spacing w:before="0" w:after="240" w:line="240" w:lineRule="auto"/>
+        <w:ind w:left="720" w:right="0" w:hanging="720"/>
+        <w:rPr>
+          <w:rFonts w:ascii="Arial" w:cs="Arial" w:hAnsi="Arial"/>
+          <w:b w:val="off"/>
+          <w:outline w:val="off"/>
+          <w:shadow w:val="off"/>
+          <w:emboss w:val="off"/>
+          <w:imprint w:val="off"/>
+          <w:color w:val="auto"/>
+          <w:spacing w:val="0"/>
+          <w:sz w:val="24"/>
+          <w:szCs w:val="24"/>
+        </w:rPr>
+      </w:pPr>
+      <w:r>
+        <w:rPr>
+          <w:rFonts w:ascii="Arial" w:cs="Arial" w:hAnsi="Arial"/>
+          <w:b w:val="off"/>
+          <w:outline w:val="off"/>
+          <w:shadow w:val="off"/>
+          <w:emboss w:val="off"/>
+          <w:imprint w:val="off"/>
+          <w:color w:val="auto"/>
+          <w:spacing w:val="0"/>
+          <w:sz w:val="24"/>
+          <w:szCs w:val="24"/>
+        </w:rPr>
+        <w:t xml:space="preserve">The </w:t>
+      </w:r>
+      <w:r>
+        <w:rPr>
+          <w:rFonts w:ascii="Arial" w:cs="Arial" w:hAnsi="Arial"/>
+          <w:b/>
+          <w:outline w:val="off"/>
+          <w:shadow w:val="off"/>
+          <w:emboss w:val="off"/>
+          <w:imprint w:val="off"/>
+          <w:color w:val="auto"/>
+          <w:spacing w:val="0"/>
+          <w:sz w:val="24"/>
+          <w:szCs w:val="24"/>
+        </w:rPr>
+        <w:t>Moon has no atmosphere</w:t>
+      </w:r>
+      <w:r>
+        <w:rPr>
+          <w:rFonts w:ascii="Arial" w:cs="Arial" w:hAnsi="Arial"/>
+          <w:b w:val="off"/>
+          <w:outline w:val="off"/>
+          <w:shadow w:val="off"/>
+          <w:emboss w:val="off"/>
+          <w:imprint w:val="off"/>
+          <w:color w:val="auto"/>
+          <w:spacing w:val="0"/>
+          <w:sz w:val="24"/>
+          <w:szCs w:val="24"/>
+        </w:rPr>
+        <w:t>, so there’s no air to carry heat by convection.</w:t>
+      </w:r>
+    </w:p>
+    <w:p>
+      <w:pPr>
+        <w:framePr w:w="0" w:h="0" w:vAnchor="margin" w:hAnchor="text" w:x="0" w:y="0"/>
+        <w:numPr>
+          <w:ilvl w:val="0"/>
+          <w:numId w:val="3"/>
+        </w:numPr>
+        <w:pBdr>
+          <w:top w:val="none" w:sz="4" w:space="0"/>
+          <w:left w:val="none" w:sz="4" w:space="0"/>
+          <w:bottom w:val="none" w:sz="4" w:space="0"/>
+          <w:right w:val="none" w:sz="4" w:space="0"/>
+          <w:between w:val="none" w:sz="4" w:space="0"/>
+          <w:bar w:val="none" w:sz="4" w:space="0"/>
+        </w:pBdr>
+        <w:shd w:val="clear" w:fill="auto"/>
+        <w:tabs>
+          <w:tab w:val="left" w:pos="220"/>
+          <w:tab w:val="left" w:pos="720"/>
+        </w:tabs>
+        <w:spacing w:before="0" w:after="240" w:line="240" w:lineRule="auto"/>
+        <w:ind w:left="720" w:right="0" w:hanging="720"/>
+        <w:rPr>
+          <w:rFonts w:ascii="Arial" w:cs="Arial" w:hAnsi="Arial"/>
+          <w:b w:val="off"/>
+          <w:outline w:val="off"/>
+          <w:shadow w:val="off"/>
+          <w:emboss w:val="off"/>
+          <w:imprint w:val="off"/>
+          <w:color w:val="auto"/>
+          <w:spacing w:val="0"/>
+          <w:sz w:val="24"/>
+          <w:szCs w:val="24"/>
+        </w:rPr>
+      </w:pPr>
+      <w:r>
+        <w:rPr>
+          <w:rFonts w:ascii="Arial" w:cs="Arial" w:hAnsi="Arial"/>
+          <w:b w:val="off"/>
+          <w:outline w:val="off"/>
+          <w:shadow w:val="off"/>
+          <w:emboss w:val="off"/>
+          <w:imprint w:val="off"/>
+          <w:color w:val="auto"/>
+          <w:spacing w:val="0"/>
+          <w:sz w:val="24"/>
+          <w:szCs w:val="24"/>
+        </w:rPr>
+        <w:t xml:space="preserve">Instead, the surface heats up directly from </w:t>
+      </w:r>
+      <w:r>
+        <w:rPr>
+          <w:rFonts w:ascii="Arial" w:cs="Arial" w:hAnsi="Arial"/>
+          <w:b/>
+          <w:outline w:val="off"/>
+          <w:shadow w:val="off"/>
+          <w:emboss w:val="off"/>
+          <w:imprint w:val="off"/>
+          <w:color w:val="auto"/>
+          <w:spacing w:val="0"/>
+          <w:sz w:val="24"/>
+          <w:szCs w:val="24"/>
+        </w:rPr>
+        <w:t>sunlight (radiation)</w:t>
+      </w:r>
+      <w:r>
+        <w:rPr>
+          <w:rFonts w:ascii="Arial" w:cs="Arial" w:hAnsi="Arial"/>
+          <w:b w:val="off"/>
+          <w:outline w:val="off"/>
+          <w:shadow w:val="off"/>
+          <w:emboss w:val="off"/>
+          <w:imprint w:val="off"/>
+          <w:color w:val="auto"/>
+          <w:spacing w:val="0"/>
+          <w:sz w:val="24"/>
+          <w:szCs w:val="24"/>
+        </w:rPr>
+        <w:t xml:space="preserve"> and cools down by </w:t>
+      </w:r>
+      <w:r>
+        <w:rPr>
+          <w:rFonts w:ascii="Arial" w:cs="Arial" w:hAnsi="Arial"/>
+          <w:b/>
+          <w:outline w:val="off"/>
+          <w:shadow w:val="off"/>
+          <w:emboss w:val="off"/>
+          <w:imprint w:val="off"/>
+          <w:color w:val="auto"/>
+          <w:spacing w:val="0"/>
+          <w:sz w:val="24"/>
+          <w:szCs w:val="24"/>
+        </w:rPr>
+        <w:t>radiating infrared energy into space</w:t>
+      </w:r>
+      <w:r>
+        <w:rPr>
+          <w:rFonts w:ascii="Arial" w:cs="Arial" w:hAnsi="Arial"/>
+          <w:b w:val="off"/>
+          <w:outline w:val="off"/>
+          <w:shadow w:val="off"/>
+          <w:emboss w:val="off"/>
+          <w:imprint w:val="off"/>
+          <w:color w:val="auto"/>
+          <w:spacing w:val="0"/>
+          <w:sz w:val="24"/>
+          <w:szCs w:val="24"/>
+        </w:rPr>
+        <w:t>.</w:t>
+      </w:r>
+    </w:p>
+    <w:p>
+      <w:pPr>
+        <w:framePr w:w="0" w:h="0" w:vAnchor="margin" w:hAnchor="text" w:x="0" w:y="0"/>
+        <w:numPr>
+          <w:ilvl w:val="0"/>
+          <w:numId w:val="3"/>
+        </w:numPr>
+        <w:pBdr>
+          <w:top w:val="none" w:sz="4" w:space="0"/>
+          <w:left w:val="none" w:sz="4" w:space="0"/>
+          <w:bottom w:val="none" w:sz="4" w:space="0"/>
+          <w:right w:val="none" w:sz="4" w:space="0"/>
+          <w:between w:val="none" w:sz="4" w:space="0"/>
+          <w:bar w:val="none" w:sz="4" w:space="0"/>
+        </w:pBdr>
+        <w:shd w:val="clear" w:fill="auto"/>
+        <w:tabs>
+          <w:tab w:val="left" w:pos="220"/>
+          <w:tab w:val="left" w:pos="720"/>
+        </w:tabs>
+        <w:spacing w:before="0" w:after="240" w:line="240" w:lineRule="auto"/>
+        <w:ind w:left="720" w:right="0" w:hanging="720"/>
+        <w:rPr>
+          <w:rFonts w:ascii="Arial" w:cs="Arial" w:hAnsi="Arial"/>
+          <w:b w:val="off"/>
+          <w:outline w:val="off"/>
+          <w:shadow w:val="off"/>
+          <w:emboss w:val="off"/>
+          <w:imprint w:val="off"/>
+          <w:color w:val="auto"/>
+          <w:spacing w:val="0"/>
+          <w:sz w:val="24"/>
+          <w:szCs w:val="24"/>
+        </w:rPr>
+      </w:pPr>
+      <w:r>
+        <w:rPr>
+          <w:rFonts w:ascii="Arial" w:cs="Arial" w:hAnsi="Arial"/>
+          <w:b w:val="off"/>
+          <w:outline w:val="off"/>
+          <w:shadow w:val="off"/>
+          <w:emboss w:val="off"/>
+          <w:imprint w:val="off"/>
+          <w:color w:val="auto"/>
+          <w:spacing w:val="0"/>
+          <w:sz w:val="24"/>
+          <w:szCs w:val="24"/>
+        </w:rPr>
+        <w:t xml:space="preserve">That’s why the ground can swing from </w:t>
+      </w:r>
+      <w:r>
+        <w:rPr>
+          <w:rFonts w:ascii="Arial" w:cs="Arial" w:hAnsi="Arial"/>
+          <w:b/>
+          <w:outline w:val="off"/>
+          <w:shadow w:val="off"/>
+          <w:emboss w:val="off"/>
+          <w:imprint w:val="off"/>
+          <w:color w:val="auto"/>
+          <w:spacing w:val="0"/>
+          <w:sz w:val="24"/>
+          <w:szCs w:val="24"/>
+        </w:rPr>
+        <w:t>+120 °C in sunlight</w:t>
+      </w:r>
+      <w:r>
+        <w:rPr>
+          <w:rFonts w:ascii="Arial" w:cs="Arial" w:hAnsi="Arial"/>
+          <w:b w:val="off"/>
+          <w:outline w:val="off"/>
+          <w:shadow w:val="off"/>
+          <w:emboss w:val="off"/>
+          <w:imprint w:val="off"/>
+          <w:color w:val="auto"/>
+          <w:spacing w:val="0"/>
+          <w:sz w:val="24"/>
+          <w:szCs w:val="24"/>
+        </w:rPr>
+        <w:t xml:space="preserve"> to </w:t>
+      </w:r>
+      <w:r>
+        <w:rPr>
+          <w:rFonts w:ascii="Arial" w:cs="Arial" w:hAnsi="Arial"/>
+          <w:b/>
+          <w:outline w:val="off"/>
+          <w:shadow w:val="off"/>
+          <w:emboss w:val="off"/>
+          <w:imprint w:val="off"/>
+          <w:color w:val="auto"/>
+          <w:spacing w:val="0"/>
+          <w:sz w:val="24"/>
+          <w:szCs w:val="24"/>
+        </w:rPr>
+        <w:t>–150 °C in shadow</w:t>
+      </w:r>
+      <w:r>
+        <w:rPr>
+          <w:rFonts w:ascii="Arial" w:cs="Arial" w:hAnsi="Arial"/>
+          <w:b w:val="off"/>
+          <w:outline w:val="off"/>
+          <w:shadow w:val="off"/>
+          <w:emboss w:val="off"/>
+          <w:imprint w:val="off"/>
+          <w:color w:val="auto"/>
+          <w:spacing w:val="0"/>
+          <w:sz w:val="24"/>
+          <w:szCs w:val="24"/>
+        </w:rPr>
+        <w:t>.</w:t>
+      </w:r>
+    </w:p>
+    <w:p>
+      <w:pPr>
+        <w:framePr w:w="0" w:h="0" w:vAnchor="margin" w:hAnchor="text" w:x="0" w:y="0"/>
+        <w:pBdr>
+          <w:top w:val="none" w:sz="4" w:space="0"/>
+          <w:left w:val="none" w:sz="4" w:space="0"/>
+          <w:bottom w:val="none" w:sz="4" w:space="0"/>
+          <w:right w:val="none" w:sz="4" w:space="0"/>
+          <w:between w:val="none" w:sz="4" w:space="0"/>
+          <w:bar w:val="none" w:sz="4" w:space="0"/>
+        </w:pBdr>
+        <w:shd w:val="clear" w:fill="auto"/>
+        <w:spacing w:before="0" w:beforeAutospacing="0" w:after="240" w:afterAutospacing="0" w:line="240" w:lineRule="auto"/>
+        <w:ind w:left="0" w:right="0" w:firstLine="0"/>
         <w:jc w:val="both"/>
         <w:rPr>
           <w:rFonts w:ascii="Arial" w:cs="Arial" w:hAnsi="Arial"/>
           <w:b/>
-          <w:outline w:val="off"/>
-          <w:shadow w:val="off"/>
-          <w:emboss w:val="off"/>
-          <w:imprint w:val="off"/>
-          <w:color w:val="auto"/>
-          <w:spacing w:val="0"/>
-          <w:sz w:val="36"/>
-        </w:rPr>
-      </w:pPr>
-      <w:r>
-        <w:rPr>
-          <w:rFonts w:ascii="Arial" w:cs="Arial" w:hAnsi="Arial"/>
-          <w:b/>
-          <w:outline w:val="off"/>
-          <w:shadow w:val="off"/>
-          <w:emboss w:val="off"/>
-          <w:imprint w:val="off"/>
-          <w:color w:val="auto"/>
-          <w:spacing w:val="0"/>
-          <w:sz w:val="36"/>
-        </w:rPr>
-        <w:t>Final Comment</w:t>
+          <w:bCs/>
+          <w:outline w:val="off"/>
+          <w:shadow w:val="off"/>
+          <w:emboss w:val="off"/>
+          <w:imprint w:val="off"/>
+          <w:color w:val="auto"/>
+          <w:spacing w:val="0"/>
+          <w:sz w:val="24"/>
+        </w:rPr>
+      </w:pPr>
+      <w:r>
+        <w:rPr>
+          <w:rFonts w:ascii="Arial" w:cs="Arial" w:hAnsi="Arial"/>
+          <w:b/>
+          <w:bCs/>
+          <w:outline w:val="off"/>
+          <w:shadow w:val="off"/>
+          <w:emboss w:val="off"/>
+          <w:imprint w:val="off"/>
+          <w:color w:val="auto"/>
+          <w:spacing w:val="0"/>
+          <w:sz w:val="24"/>
+        </w:rPr>
+        <w:br w:type="page"/>
+      </w:r>
+    </w:p>
+    <w:p>
+      <w:pPr>
+        <w:framePr w:w="0" w:h="0" w:vAnchor="margin" w:hAnchor="text" w:x="0" w:y="0"/>
+        <w:pBdr>
+          <w:top w:val="none" w:sz="4" w:space="0"/>
+          <w:left w:val="none" w:sz="4" w:space="0"/>
+          <w:bottom w:val="none" w:sz="4" w:space="0"/>
+          <w:right w:val="none" w:sz="4" w:space="0"/>
+          <w:between w:val="none" w:sz="4" w:space="0"/>
+          <w:bar w:val="none" w:sz="4" w:space="0"/>
+        </w:pBdr>
+        <w:shd w:val="clear" w:fill="auto"/>
+        <w:spacing w:before="0" w:after="298" w:line="240" w:lineRule="auto"/>
+        <w:ind w:left="0" w:right="0" w:firstLine="0"/>
+        <w:rPr>
+          <w:rFonts w:ascii="Arial" w:cs="Arial" w:hAnsi="Arial"/>
+          <w:b/>
+          <w:outline w:val="off"/>
+          <w:shadow w:val="off"/>
+          <w:emboss w:val="off"/>
+          <w:imprint w:val="off"/>
+          <w:color w:val="auto"/>
+          <w:spacing w:val="0"/>
+          <w:sz w:val="24"/>
+          <w:szCs w:val="24"/>
+        </w:rPr>
+      </w:pPr>
+      <w:r>
+        <w:rPr>
+          <w:rFonts w:ascii="Arial" w:cs="Arial" w:hAnsi="Arial"/>
+          <w:b/>
+          <w:outline w:val="off"/>
+          <w:shadow w:val="off"/>
+          <w:emboss w:val="off"/>
+          <w:imprint w:val="off"/>
+          <w:color w:val="auto"/>
+          <w:spacing w:val="0"/>
+          <w:sz w:val="24"/>
+          <w:szCs w:val="24"/>
+        </w:rPr>
+        <w:t>What a human would “feel”</w:t>
       </w:r>
     </w:p>
     <w:p>
@@ -1257,61 +1904,1003 @@
         <w:shd w:val="clear" w:fill="auto"/>
         <w:spacing w:before="0" w:after="240" w:line="240" w:lineRule="auto"/>
         <w:ind w:left="0" w:right="0" w:firstLine="0"/>
+        <w:rPr>
+          <w:rFonts w:ascii="Arial" w:cs="Arial" w:hAnsi="Arial"/>
+          <w:b w:val="off"/>
+          <w:outline w:val="off"/>
+          <w:shadow w:val="off"/>
+          <w:emboss w:val="off"/>
+          <w:imprint w:val="off"/>
+          <w:color w:val="auto"/>
+          <w:spacing w:val="0"/>
+          <w:sz w:val="24"/>
+          <w:szCs w:val="24"/>
+        </w:rPr>
+      </w:pPr>
+      <w:r>
+        <w:rPr>
+          <w:rFonts w:ascii="Arial" w:cs="Arial" w:hAnsi="Arial"/>
+          <w:b w:val="off"/>
+          <w:outline w:val="off"/>
+          <w:shadow w:val="off"/>
+          <w:emboss w:val="off"/>
+          <w:imprint w:val="off"/>
+          <w:color w:val="auto"/>
+          <w:spacing w:val="0"/>
+          <w:sz w:val="24"/>
+          <w:szCs w:val="24"/>
+        </w:rPr>
+        <w:t xml:space="preserve">You’re right in one sense: in a vacuum, there’s no air molecules to transfer heat to your skin. So you wouldn’t “feel” hot or cold air like on Earth. But you </w:t>
+      </w:r>
+      <w:r>
+        <w:rPr>
+          <w:rFonts w:ascii="Arial" w:cs="Arial" w:hAnsi="Arial"/>
+          <w:b/>
+          <w:outline w:val="off"/>
+          <w:shadow w:val="off"/>
+          <w:emboss w:val="off"/>
+          <w:imprint w:val="off"/>
+          <w:color w:val="auto"/>
+          <w:spacing w:val="0"/>
+          <w:sz w:val="24"/>
+          <w:szCs w:val="24"/>
+        </w:rPr>
+        <w:t>would still exchange heat by radiation and conduction</w:t>
+      </w:r>
+      <w:r>
+        <w:rPr>
+          <w:rFonts w:ascii="Arial" w:cs="Arial" w:hAnsi="Arial"/>
+          <w:b w:val="off"/>
+          <w:outline w:val="off"/>
+          <w:shadow w:val="off"/>
+          <w:emboss w:val="off"/>
+          <w:imprint w:val="off"/>
+          <w:color w:val="auto"/>
+          <w:spacing w:val="0"/>
+          <w:sz w:val="24"/>
+          <w:szCs w:val="24"/>
+        </w:rPr>
+        <w:t>:</w:t>
+      </w:r>
+    </w:p>
+    <w:p>
+      <w:pPr>
+        <w:framePr w:w="0" w:h="0" w:vAnchor="margin" w:hAnchor="text" w:x="0" w:y="0"/>
+        <w:numPr>
+          <w:ilvl w:val="0"/>
+          <w:numId w:val="4"/>
+        </w:numPr>
+        <w:pBdr>
+          <w:top w:val="none" w:sz="4" w:space="0"/>
+          <w:left w:val="none" w:sz="4" w:space="0"/>
+          <w:bottom w:val="none" w:sz="4" w:space="0"/>
+          <w:right w:val="none" w:sz="4" w:space="0"/>
+          <w:between w:val="none" w:sz="4" w:space="0"/>
+          <w:bar w:val="none" w:sz="4" w:space="0"/>
+        </w:pBdr>
+        <w:shd w:val="clear" w:fill="auto"/>
+        <w:tabs>
+          <w:tab w:val="left" w:pos="220"/>
+          <w:tab w:val="left" w:pos="720"/>
+        </w:tabs>
+        <w:spacing w:before="0" w:after="240" w:line="240" w:lineRule="auto"/>
+        <w:ind w:left="720" w:right="0" w:hanging="720"/>
+        <w:rPr>
+          <w:rFonts w:ascii="Arial" w:cs="Arial" w:hAnsi="Arial"/>
+          <w:b w:val="off"/>
+          <w:outline w:val="off"/>
+          <w:shadow w:val="off"/>
+          <w:emboss w:val="off"/>
+          <w:imprint w:val="off"/>
+          <w:color w:val="auto"/>
+          <w:spacing w:val="0"/>
+          <w:sz w:val="24"/>
+          <w:szCs w:val="24"/>
+        </w:rPr>
+      </w:pPr>
+      <w:r>
+        <w:rPr>
+          <w:rFonts w:ascii="Arial" w:cs="Arial" w:hAnsi="Arial"/>
+          <w:b/>
+          <w:outline w:val="off"/>
+          <w:shadow w:val="off"/>
+          <w:emboss w:val="off"/>
+          <w:imprint w:val="off"/>
+          <w:color w:val="auto"/>
+          <w:spacing w:val="0"/>
+          <w:sz w:val="24"/>
+          <w:szCs w:val="24"/>
+        </w:rPr>
+        <w:t>Radiation:</w:t>
+      </w:r>
+      <w:r>
+        <w:rPr>
+          <w:rFonts w:ascii="Arial" w:cs="Arial" w:hAnsi="Arial"/>
+          <w:b w:val="off"/>
+          <w:outline w:val="off"/>
+          <w:shadow w:val="off"/>
+          <w:emboss w:val="off"/>
+          <w:imprint w:val="off"/>
+          <w:color w:val="auto"/>
+          <w:spacing w:val="0"/>
+          <w:sz w:val="24"/>
+          <w:szCs w:val="24"/>
+        </w:rPr>
+        <w:t xml:space="preserve"> Your body emits infrared heat. In shadow, you’d radiate away heat into space and freeze. In sunlight, you’d absorb intense solar radiation and overheat.</w:t>
+      </w:r>
+    </w:p>
+    <w:p>
+      <w:pPr>
+        <w:framePr w:w="0" w:h="0" w:vAnchor="margin" w:hAnchor="text" w:x="0" w:y="0"/>
+        <w:numPr>
+          <w:ilvl w:val="0"/>
+          <w:numId w:val="4"/>
+        </w:numPr>
+        <w:pBdr>
+          <w:top w:val="none" w:sz="4" w:space="0"/>
+          <w:left w:val="none" w:sz="4" w:space="0"/>
+          <w:bottom w:val="none" w:sz="4" w:space="0"/>
+          <w:right w:val="none" w:sz="4" w:space="0"/>
+          <w:between w:val="none" w:sz="4" w:space="0"/>
+          <w:bar w:val="none" w:sz="4" w:space="0"/>
+        </w:pBdr>
+        <w:shd w:val="clear" w:fill="auto"/>
+        <w:tabs>
+          <w:tab w:val="left" w:pos="220"/>
+          <w:tab w:val="left" w:pos="720"/>
+        </w:tabs>
+        <w:spacing w:before="0" w:after="240" w:line="240" w:lineRule="auto"/>
+        <w:ind w:left="720" w:right="0" w:hanging="720"/>
+        <w:rPr>
+          <w:rFonts w:ascii="Arial" w:cs="Arial" w:hAnsi="Arial"/>
+          <w:b w:val="off"/>
+          <w:outline w:val="off"/>
+          <w:shadow w:val="off"/>
+          <w:emboss w:val="off"/>
+          <w:imprint w:val="off"/>
+          <w:color w:val="auto"/>
+          <w:spacing w:val="0"/>
+          <w:sz w:val="24"/>
+          <w:szCs w:val="24"/>
+        </w:rPr>
+      </w:pPr>
+      <w:r>
+        <w:rPr>
+          <w:rFonts w:ascii="Arial" w:cs="Arial" w:hAnsi="Arial"/>
+          <w:b/>
+          <w:outline w:val="off"/>
+          <w:shadow w:val="off"/>
+          <w:emboss w:val="off"/>
+          <w:imprint w:val="off"/>
+          <w:color w:val="auto"/>
+          <w:spacing w:val="0"/>
+          <w:sz w:val="24"/>
+          <w:szCs w:val="24"/>
+        </w:rPr>
+        <w:t>Conduction:</w:t>
+      </w:r>
+      <w:r>
+        <w:rPr>
+          <w:rFonts w:ascii="Arial" w:cs="Arial" w:hAnsi="Arial"/>
+          <w:b w:val="off"/>
+          <w:outline w:val="off"/>
+          <w:shadow w:val="off"/>
+          <w:emboss w:val="off"/>
+          <w:imprint w:val="off"/>
+          <w:color w:val="auto"/>
+          <w:spacing w:val="0"/>
+          <w:sz w:val="24"/>
+          <w:szCs w:val="24"/>
+        </w:rPr>
+        <w:t xml:space="preserve"> If you touch the lunar surface, heat flows directly into or out of you depending on its temperature.</w:t>
+      </w:r>
+    </w:p>
+    <w:p>
+      <w:pPr>
+        <w:framePr w:w="0" w:h="0" w:vAnchor="margin" w:hAnchor="text" w:x="0" w:y="0"/>
+        <w:numPr>
+          <w:ilvl w:val="0"/>
+          <w:numId w:val="4"/>
+        </w:numPr>
+        <w:pBdr>
+          <w:top w:val="none" w:sz="4" w:space="0"/>
+          <w:left w:val="none" w:sz="4" w:space="0"/>
+          <w:bottom w:val="none" w:sz="4" w:space="0"/>
+          <w:right w:val="none" w:sz="4" w:space="0"/>
+          <w:between w:val="none" w:sz="4" w:space="0"/>
+          <w:bar w:val="none" w:sz="4" w:space="0"/>
+        </w:pBdr>
+        <w:shd w:val="clear" w:fill="auto"/>
+        <w:tabs>
+          <w:tab w:val="left" w:pos="220"/>
+          <w:tab w:val="left" w:pos="720"/>
+        </w:tabs>
+        <w:spacing w:before="0" w:after="240" w:line="240" w:lineRule="auto"/>
+        <w:ind w:left="720" w:right="0" w:hanging="720"/>
+        <w:rPr>
+          <w:rFonts w:ascii="Arial" w:cs="Arial" w:hAnsi="Arial"/>
+          <w:b w:val="off"/>
+          <w:outline w:val="off"/>
+          <w:shadow w:val="off"/>
+          <w:emboss w:val="off"/>
+          <w:imprint w:val="off"/>
+          <w:color w:val="auto"/>
+          <w:spacing w:val="0"/>
+          <w:sz w:val="24"/>
+          <w:szCs w:val="24"/>
+        </w:rPr>
+      </w:pPr>
+      <w:r>
+        <w:rPr>
+          <w:rFonts w:ascii="Arial" w:cs="Arial" w:hAnsi="Arial"/>
+          <w:b/>
+          <w:outline w:val="off"/>
+          <w:shadow w:val="off"/>
+          <w:emboss w:val="off"/>
+          <w:imprint w:val="off"/>
+          <w:color w:val="auto"/>
+          <w:spacing w:val="0"/>
+          <w:sz w:val="24"/>
+          <w:szCs w:val="24"/>
+        </w:rPr>
+        <w:t>No convection:</w:t>
+      </w:r>
+      <w:r>
+        <w:rPr>
+          <w:rFonts w:ascii="Arial" w:cs="Arial" w:hAnsi="Arial"/>
+          <w:b w:val="off"/>
+          <w:outline w:val="off"/>
+          <w:shadow w:val="off"/>
+          <w:emboss w:val="off"/>
+          <w:imprint w:val="off"/>
+          <w:color w:val="auto"/>
+          <w:spacing w:val="0"/>
+          <w:sz w:val="24"/>
+          <w:szCs w:val="24"/>
+        </w:rPr>
+        <w:t xml:space="preserve"> Unlike Earth, there’s no air to carry heat away or toward you.</w:t>
+      </w:r>
+    </w:p>
+    <w:p>
+      <w:pPr>
+        <w:framePr w:w="0" w:h="0" w:vAnchor="margin" w:hAnchor="text" w:x="0" w:y="0"/>
+        <w:pBdr>
+          <w:top w:val="none" w:sz="4" w:space="0"/>
+          <w:left w:val="none" w:sz="4" w:space="0"/>
+          <w:bottom w:val="none" w:sz="4" w:space="0"/>
+          <w:right w:val="none" w:sz="4" w:space="0"/>
+          <w:between w:val="none" w:sz="4" w:space="0"/>
+          <w:bar w:val="none" w:sz="4" w:space="0"/>
+        </w:pBdr>
+        <w:shd w:val="clear" w:fill="auto"/>
+        <w:spacing w:before="0" w:after="240" w:line="240" w:lineRule="auto"/>
+        <w:ind w:left="0" w:right="0" w:firstLine="0"/>
+        <w:rPr>
+          <w:rFonts w:ascii="Arial" w:cs="Arial" w:hAnsi="Arial"/>
+          <w:b w:val="off"/>
+          <w:outline w:val="off"/>
+          <w:shadow w:val="off"/>
+          <w:emboss w:val="off"/>
+          <w:imprint w:val="off"/>
+          <w:color w:val="auto"/>
+          <w:spacing w:val="0"/>
+          <w:sz w:val="24"/>
+          <w:szCs w:val="24"/>
+        </w:rPr>
+      </w:pPr>
+      <w:r>
+        <w:rPr>
+          <w:rFonts w:ascii="Arial" w:cs="Arial" w:hAnsi="Arial"/>
+          <w:b w:val="off"/>
+          <w:outline w:val="off"/>
+          <w:shadow w:val="off"/>
+          <w:emboss w:val="off"/>
+          <w:imprint w:val="off"/>
+          <w:color w:val="auto"/>
+          <w:spacing w:val="0"/>
+          <w:sz w:val="24"/>
+          <w:szCs w:val="24"/>
+        </w:rPr>
+        <w:t xml:space="preserve">So your body temperature of </w:t>
+      </w:r>
+      <w:r>
+        <w:rPr>
+          <w:rFonts w:ascii="Arial" w:cs="Arial" w:hAnsi="Arial"/>
+          <w:b/>
+          <w:outline w:val="off"/>
+          <w:shadow w:val="off"/>
+          <w:emboss w:val="off"/>
+          <w:imprint w:val="off"/>
+          <w:color w:val="auto"/>
+          <w:spacing w:val="0"/>
+          <w:sz w:val="24"/>
+          <w:szCs w:val="24"/>
+        </w:rPr>
+        <w:t>36.7 °C</w:t>
+      </w:r>
+      <w:r>
+        <w:rPr>
+          <w:rFonts w:ascii="Arial" w:cs="Arial" w:hAnsi="Arial"/>
+          <w:b w:val="off"/>
+          <w:outline w:val="off"/>
+          <w:shadow w:val="off"/>
+          <w:emboss w:val="off"/>
+          <w:imprint w:val="off"/>
+          <w:color w:val="auto"/>
+          <w:spacing w:val="0"/>
+          <w:sz w:val="24"/>
+          <w:szCs w:val="24"/>
+        </w:rPr>
+        <w:t xml:space="preserve"> wouldn’t stay stable. Without protection, you’d quickly either </w:t>
+      </w:r>
+      <w:r>
+        <w:rPr>
+          <w:rFonts w:ascii="Arial" w:cs="Arial" w:hAnsi="Arial"/>
+          <w:b/>
+          <w:outline w:val="off"/>
+          <w:shadow w:val="off"/>
+          <w:emboss w:val="off"/>
+          <w:imprint w:val="off"/>
+          <w:color w:val="auto"/>
+          <w:spacing w:val="0"/>
+          <w:sz w:val="24"/>
+          <w:szCs w:val="24"/>
+        </w:rPr>
+        <w:t>overheat</w:t>
+      </w:r>
+      <w:r>
+        <w:rPr>
+          <w:rFonts w:ascii="Arial" w:cs="Arial" w:hAnsi="Arial"/>
+          <w:b w:val="off"/>
+          <w:outline w:val="off"/>
+          <w:shadow w:val="off"/>
+          <w:emboss w:val="off"/>
+          <w:imprint w:val="off"/>
+          <w:color w:val="auto"/>
+          <w:spacing w:val="0"/>
+          <w:sz w:val="24"/>
+          <w:szCs w:val="24"/>
+        </w:rPr>
+        <w:t xml:space="preserve"> or </w:t>
+      </w:r>
+      <w:r>
+        <w:rPr>
+          <w:rFonts w:ascii="Arial" w:cs="Arial" w:hAnsi="Arial"/>
+          <w:b/>
+          <w:outline w:val="off"/>
+          <w:shadow w:val="off"/>
+          <w:emboss w:val="off"/>
+          <w:imprint w:val="off"/>
+          <w:color w:val="auto"/>
+          <w:spacing w:val="0"/>
+          <w:sz w:val="24"/>
+          <w:szCs w:val="24"/>
+        </w:rPr>
+        <w:t>freeze</w:t>
+      </w:r>
+      <w:r>
+        <w:rPr>
+          <w:rFonts w:ascii="Arial" w:cs="Arial" w:hAnsi="Arial"/>
+          <w:b w:val="off"/>
+          <w:outline w:val="off"/>
+          <w:shadow w:val="off"/>
+          <w:emboss w:val="off"/>
+          <w:imprint w:val="off"/>
+          <w:color w:val="auto"/>
+          <w:spacing w:val="0"/>
+          <w:sz w:val="24"/>
+          <w:szCs w:val="24"/>
+        </w:rPr>
+        <w:t>, depending on whether you’re in sunlight or shadow.</w:t>
+      </w:r>
+    </w:p>
+    <w:p>
+      <w:pPr>
+        <w:framePr w:w="0" w:h="0" w:vAnchor="margin" w:hAnchor="text" w:x="0" w:y="0"/>
+        <w:pBdr>
+          <w:top w:val="none" w:sz="4" w:space="0"/>
+          <w:left w:val="none" w:sz="4" w:space="0"/>
+          <w:bottom w:val="none" w:sz="4" w:space="0"/>
+          <w:right w:val="none" w:sz="4" w:space="0"/>
+          <w:between w:val="none" w:sz="4" w:space="0"/>
+          <w:bar w:val="none" w:sz="4" w:space="0"/>
+        </w:pBdr>
+        <w:shd w:val="clear" w:fill="auto"/>
+        <w:spacing w:before="0" w:after="240" w:line="240" w:lineRule="auto"/>
+        <w:ind w:left="0" w:right="0" w:firstLine="0"/>
+        <w:rPr>
+          <w:rFonts w:ascii="Arial" w:cs="Arial" w:hAnsi="Arial"/>
+          <w:b w:val="off"/>
+          <w:outline w:val="off"/>
+          <w:shadow w:val="off"/>
+          <w:emboss w:val="off"/>
+          <w:imprint w:val="off"/>
+          <w:color w:val="auto"/>
+          <w:spacing w:val="0"/>
+          <w:sz w:val="24"/>
+          <w:szCs w:val="24"/>
+        </w:rPr>
+      </w:pPr>
+    </w:p>
+    <w:p>
+      <w:pPr>
+        <w:framePr w:w="0" w:h="0" w:vAnchor="margin" w:hAnchor="text" w:x="0" w:y="0"/>
+        <w:pBdr>
+          <w:top w:val="none" w:sz="4" w:space="0"/>
+          <w:left w:val="none" w:sz="4" w:space="0"/>
+          <w:bottom w:val="none" w:sz="4" w:space="0"/>
+          <w:right w:val="none" w:sz="4" w:space="0"/>
+          <w:between w:val="none" w:sz="4" w:space="0"/>
+          <w:bar w:val="none" w:sz="4" w:space="0"/>
+        </w:pBdr>
+        <w:shd w:val="clear" w:fill="auto"/>
+        <w:spacing w:before="0" w:after="298" w:line="240" w:lineRule="auto"/>
+        <w:ind w:left="0" w:right="0" w:firstLine="0"/>
+        <w:rPr>
+          <w:rFonts w:ascii="Arial" w:cs="Arial" w:hAnsi="Arial"/>
+          <w:b/>
+          <w:outline w:val="off"/>
+          <w:shadow w:val="off"/>
+          <w:emboss w:val="off"/>
+          <w:imprint w:val="off"/>
+          <w:color w:val="auto"/>
+          <w:spacing w:val="0"/>
+          <w:sz w:val="24"/>
+          <w:szCs w:val="24"/>
+        </w:rPr>
+      </w:pPr>
+      <w:r>
+        <w:rPr>
+          <w:rFonts w:ascii="Arial" w:cs="Arial" w:hAnsi="Arial"/>
+          <w:b/>
+          <w:outline w:val="off"/>
+          <w:shadow w:val="off"/>
+          <w:emboss w:val="off"/>
+          <w:imprint w:val="off"/>
+          <w:color w:val="auto"/>
+          <w:spacing w:val="0"/>
+          <w:sz w:val="24"/>
+          <w:szCs w:val="24"/>
+        </w:rPr>
+        <w:t>Why the spacesuit matters</w:t>
+      </w:r>
+    </w:p>
+    <w:p>
+      <w:pPr>
+        <w:framePr w:w="0" w:h="0" w:vAnchor="margin" w:hAnchor="text" w:x="0" w:y="0"/>
+        <w:pBdr>
+          <w:top w:val="none" w:sz="4" w:space="0"/>
+          <w:left w:val="none" w:sz="4" w:space="0"/>
+          <w:bottom w:val="none" w:sz="4" w:space="0"/>
+          <w:right w:val="none" w:sz="4" w:space="0"/>
+          <w:between w:val="none" w:sz="4" w:space="0"/>
+          <w:bar w:val="none" w:sz="4" w:space="0"/>
+        </w:pBdr>
+        <w:shd w:val="clear" w:fill="auto"/>
+        <w:spacing w:before="0" w:after="240" w:line="240" w:lineRule="auto"/>
+        <w:ind w:left="0" w:right="0" w:firstLine="0"/>
+        <w:rPr>
+          <w:rFonts w:ascii="Arial" w:cs="Arial" w:hAnsi="Arial"/>
+          <w:b w:val="off"/>
+          <w:outline w:val="off"/>
+          <w:shadow w:val="off"/>
+          <w:emboss w:val="off"/>
+          <w:imprint w:val="off"/>
+          <w:color w:val="auto"/>
+          <w:spacing w:val="0"/>
+          <w:sz w:val="24"/>
+          <w:szCs w:val="24"/>
+        </w:rPr>
+      </w:pPr>
+      <w:r>
+        <w:rPr>
+          <w:rFonts w:ascii="Arial" w:cs="Arial" w:hAnsi="Arial"/>
+          <w:b w:val="off"/>
+          <w:outline w:val="off"/>
+          <w:shadow w:val="off"/>
+          <w:emboss w:val="off"/>
+          <w:imprint w:val="off"/>
+          <w:color w:val="auto"/>
+          <w:spacing w:val="0"/>
+          <w:sz w:val="24"/>
+          <w:szCs w:val="24"/>
+        </w:rPr>
+        <w:t xml:space="preserve">A spacesuit is not optional — it’s the only thing that creates a </w:t>
+      </w:r>
+      <w:r>
+        <w:rPr>
+          <w:rFonts w:ascii="Arial" w:cs="Arial" w:hAnsi="Arial"/>
+          <w:b/>
+          <w:outline w:val="off"/>
+          <w:shadow w:val="off"/>
+          <w:emboss w:val="off"/>
+          <w:imprint w:val="off"/>
+          <w:color w:val="auto"/>
+          <w:spacing w:val="0"/>
+          <w:sz w:val="24"/>
+          <w:szCs w:val="24"/>
+        </w:rPr>
+        <w:t>controlled environment</w:t>
+      </w:r>
+      <w:r>
+        <w:rPr>
+          <w:rFonts w:ascii="Arial" w:cs="Arial" w:hAnsi="Arial"/>
+          <w:b w:val="off"/>
+          <w:outline w:val="off"/>
+          <w:shadow w:val="off"/>
+          <w:emboss w:val="off"/>
+          <w:imprint w:val="off"/>
+          <w:color w:val="auto"/>
+          <w:spacing w:val="0"/>
+          <w:sz w:val="24"/>
+          <w:szCs w:val="24"/>
+        </w:rPr>
+        <w:t xml:space="preserve"> around your body:</w:t>
+      </w:r>
+    </w:p>
+    <w:p>
+      <w:pPr>
+        <w:framePr w:w="0" w:h="0" w:vAnchor="margin" w:hAnchor="text" w:x="0" w:y="0"/>
+        <w:numPr>
+          <w:ilvl w:val="0"/>
+          <w:numId w:val="5"/>
+        </w:numPr>
+        <w:pBdr>
+          <w:top w:val="none" w:sz="4" w:space="0"/>
+          <w:left w:val="none" w:sz="4" w:space="0"/>
+          <w:bottom w:val="none" w:sz="4" w:space="0"/>
+          <w:right w:val="none" w:sz="4" w:space="0"/>
+          <w:between w:val="none" w:sz="4" w:space="0"/>
+          <w:bar w:val="none" w:sz="4" w:space="0"/>
+        </w:pBdr>
+        <w:shd w:val="clear" w:fill="auto"/>
+        <w:tabs>
+          <w:tab w:val="left" w:pos="220"/>
+          <w:tab w:val="left" w:pos="720"/>
+        </w:tabs>
+        <w:spacing w:before="0" w:after="240" w:line="240" w:lineRule="auto"/>
+        <w:ind w:left="720" w:right="0" w:hanging="720"/>
+        <w:rPr>
+          <w:rFonts w:ascii="Arial" w:cs="Arial" w:hAnsi="Arial"/>
+          <w:b w:val="off"/>
+          <w:outline w:val="off"/>
+          <w:shadow w:val="off"/>
+          <w:emboss w:val="off"/>
+          <w:imprint w:val="off"/>
+          <w:color w:val="auto"/>
+          <w:spacing w:val="0"/>
+          <w:sz w:val="24"/>
+          <w:szCs w:val="24"/>
+        </w:rPr>
+      </w:pPr>
+      <w:r>
+        <w:rPr>
+          <w:rFonts w:ascii="Arial" w:cs="Arial" w:hAnsi="Arial"/>
+          <w:b w:val="off"/>
+          <w:outline w:val="off"/>
+          <w:shadow w:val="off"/>
+          <w:emboss w:val="off"/>
+          <w:imprint w:val="off"/>
+          <w:color w:val="auto"/>
+          <w:spacing w:val="0"/>
+          <w:sz w:val="24"/>
+          <w:szCs w:val="24"/>
+        </w:rPr>
+        <w:t>It keeps the inside at ~20–25 °C, regardless of external extremes.</w:t>
+      </w:r>
+    </w:p>
+    <w:p>
+      <w:pPr>
+        <w:framePr w:w="0" w:h="0" w:vAnchor="margin" w:hAnchor="text" w:x="0" w:y="0"/>
+        <w:numPr>
+          <w:ilvl w:val="0"/>
+          <w:numId w:val="5"/>
+        </w:numPr>
+        <w:pBdr>
+          <w:top w:val="none" w:sz="4" w:space="0"/>
+          <w:left w:val="none" w:sz="4" w:space="0"/>
+          <w:bottom w:val="none" w:sz="4" w:space="0"/>
+          <w:right w:val="none" w:sz="4" w:space="0"/>
+          <w:between w:val="none" w:sz="4" w:space="0"/>
+          <w:bar w:val="none" w:sz="4" w:space="0"/>
+        </w:pBdr>
+        <w:shd w:val="clear" w:fill="auto"/>
+        <w:tabs>
+          <w:tab w:val="left" w:pos="220"/>
+          <w:tab w:val="left" w:pos="720"/>
+        </w:tabs>
+        <w:spacing w:before="0" w:after="240" w:line="240" w:lineRule="auto"/>
+        <w:ind w:left="720" w:right="0" w:hanging="720"/>
+        <w:rPr>
+          <w:rFonts w:ascii="Arial" w:cs="Arial" w:hAnsi="Arial"/>
+          <w:b w:val="off"/>
+          <w:outline w:val="off"/>
+          <w:shadow w:val="off"/>
+          <w:emboss w:val="off"/>
+          <w:imprint w:val="off"/>
+          <w:color w:val="auto"/>
+          <w:spacing w:val="0"/>
+          <w:sz w:val="24"/>
+          <w:szCs w:val="24"/>
+        </w:rPr>
+      </w:pPr>
+      <w:r>
+        <w:rPr>
+          <w:rFonts w:ascii="Arial" w:cs="Arial" w:hAnsi="Arial"/>
+          <w:b w:val="off"/>
+          <w:outline w:val="off"/>
+          <w:shadow w:val="off"/>
+          <w:emboss w:val="off"/>
+          <w:imprint w:val="off"/>
+          <w:color w:val="auto"/>
+          <w:spacing w:val="0"/>
+          <w:sz w:val="24"/>
+          <w:szCs w:val="24"/>
+        </w:rPr>
+        <w:t>It shields you from solar radiation and micrometeoroids.</w:t>
+      </w:r>
+    </w:p>
+    <w:p>
+      <w:pPr>
+        <w:framePr w:w="0" w:h="0" w:vAnchor="margin" w:hAnchor="text" w:x="0" w:y="0"/>
+        <w:numPr>
+          <w:ilvl w:val="0"/>
+          <w:numId w:val="5"/>
+        </w:numPr>
+        <w:pBdr>
+          <w:top w:val="none" w:sz="4" w:space="0"/>
+          <w:left w:val="none" w:sz="4" w:space="0"/>
+          <w:bottom w:val="none" w:sz="4" w:space="0"/>
+          <w:right w:val="none" w:sz="4" w:space="0"/>
+          <w:between w:val="none" w:sz="4" w:space="0"/>
+          <w:bar w:val="none" w:sz="4" w:space="0"/>
+        </w:pBdr>
+        <w:shd w:val="clear" w:fill="auto"/>
+        <w:tabs>
+          <w:tab w:val="left" w:pos="220"/>
+          <w:tab w:val="left" w:pos="720"/>
+        </w:tabs>
+        <w:spacing w:before="0" w:after="240" w:line="240" w:lineRule="auto"/>
+        <w:ind w:left="720" w:right="0" w:hanging="720"/>
+        <w:rPr>
+          <w:rFonts w:ascii="Arial" w:cs="Arial" w:hAnsi="Arial"/>
+          <w:b w:val="off"/>
+          <w:outline w:val="off"/>
+          <w:shadow w:val="off"/>
+          <w:emboss w:val="off"/>
+          <w:imprint w:val="off"/>
+          <w:color w:val="auto"/>
+          <w:spacing w:val="0"/>
+          <w:sz w:val="24"/>
+          <w:szCs w:val="24"/>
+        </w:rPr>
+      </w:pPr>
+      <w:r>
+        <w:rPr>
+          <w:rFonts w:ascii="Arial" w:cs="Arial" w:hAnsi="Arial"/>
+          <w:b w:val="off"/>
+          <w:outline w:val="off"/>
+          <w:shadow w:val="off"/>
+          <w:emboss w:val="off"/>
+          <w:imprint w:val="off"/>
+          <w:color w:val="auto"/>
+          <w:spacing w:val="0"/>
+          <w:sz w:val="24"/>
+          <w:szCs w:val="24"/>
+        </w:rPr>
+        <w:t>It provides pressure so your blood doesn’t boil in vacuum.</w:t>
+      </w:r>
+    </w:p>
+    <w:p>
+      <w:pPr>
+        <w:framePr w:w="0" w:h="0" w:vAnchor="margin" w:hAnchor="text" w:x="0" w:y="0"/>
+        <w:numPr>
+          <w:ilvl w:val="0"/>
+          <w:numId w:val="5"/>
+        </w:numPr>
+        <w:pBdr>
+          <w:top w:val="none" w:sz="4" w:space="0"/>
+          <w:left w:val="none" w:sz="4" w:space="0"/>
+          <w:bottom w:val="none" w:sz="4" w:space="0"/>
+          <w:right w:val="none" w:sz="4" w:space="0"/>
+          <w:between w:val="none" w:sz="4" w:space="0"/>
+          <w:bar w:val="none" w:sz="4" w:space="0"/>
+        </w:pBdr>
+        <w:shd w:val="clear" w:fill="auto"/>
+        <w:tabs>
+          <w:tab w:val="left" w:pos="220"/>
+          <w:tab w:val="left" w:pos="720"/>
+        </w:tabs>
+        <w:spacing w:before="0" w:after="240" w:line="240" w:lineRule="auto"/>
+        <w:ind w:left="720" w:right="0" w:hanging="720"/>
+        <w:rPr>
+          <w:rFonts w:ascii="Arial" w:cs="Arial" w:hAnsi="Arial"/>
+          <w:b w:val="off"/>
+          <w:outline w:val="off"/>
+          <w:shadow w:val="off"/>
+          <w:emboss w:val="off"/>
+          <w:imprint w:val="off"/>
+          <w:color w:val="auto"/>
+          <w:spacing w:val="0"/>
+          <w:sz w:val="24"/>
+          <w:szCs w:val="24"/>
+        </w:rPr>
+      </w:pPr>
+      <w:r>
+        <w:rPr>
+          <w:rFonts w:ascii="Arial" w:cs="Arial" w:hAnsi="Arial"/>
+          <w:b w:val="off"/>
+          <w:outline w:val="off"/>
+          <w:shadow w:val="off"/>
+          <w:emboss w:val="off"/>
+          <w:imprint w:val="off"/>
+          <w:color w:val="auto"/>
+          <w:spacing w:val="0"/>
+          <w:sz w:val="24"/>
+          <w:szCs w:val="24"/>
+        </w:rPr>
+        <w:t>It supplies oxygen and removes CO₂.</w:t>
+      </w:r>
+    </w:p>
+    <w:p>
+      <w:pPr>
+        <w:framePr w:w="0" w:h="0" w:vAnchor="margin" w:hAnchor="text" w:x="0" w:y="0"/>
+        <w:pBdr>
+          <w:top w:val="none" w:sz="4" w:space="0"/>
+          <w:left w:val="none" w:sz="4" w:space="0"/>
+          <w:bottom w:val="none" w:sz="4" w:space="0"/>
+          <w:right w:val="none" w:sz="4" w:space="0"/>
+          <w:between w:val="none" w:sz="4" w:space="0"/>
+          <w:bar w:val="none" w:sz="4" w:space="0"/>
+        </w:pBdr>
+        <w:shd w:val="clear" w:fill="auto"/>
+        <w:spacing w:before="0" w:after="240" w:line="240" w:lineRule="auto"/>
+        <w:ind w:left="0" w:right="0" w:firstLine="0"/>
+        <w:rPr>
+          <w:rFonts w:ascii="Arial" w:cs="Arial" w:hAnsi="Arial"/>
+          <w:b w:val="off"/>
+          <w:outline w:val="off"/>
+          <w:shadow w:val="off"/>
+          <w:emboss w:val="off"/>
+          <w:imprint w:val="off"/>
+          <w:color w:val="auto"/>
+          <w:spacing w:val="0"/>
+          <w:sz w:val="24"/>
+          <w:szCs w:val="24"/>
+        </w:rPr>
+      </w:pPr>
+      <w:r>
+        <w:rPr>
+          <w:rFonts w:ascii="Arial" w:cs="Arial" w:hAnsi="Arial"/>
+          <w:b w:val="off"/>
+          <w:outline w:val="off"/>
+          <w:shadow w:val="off"/>
+          <w:emboss w:val="off"/>
+          <w:imprint w:val="off"/>
+          <w:color w:val="auto"/>
+          <w:spacing w:val="0"/>
+          <w:sz w:val="24"/>
+          <w:szCs w:val="24"/>
+        </w:rPr>
+        <w:t>Without the suit, you wouldn’t just “feel your own 36.7 °C.” You’d lose heat balance in minutes and die.</w:t>
+      </w:r>
+    </w:p>
+    <w:p>
+      <w:pPr>
+        <w:framePr w:w="0" w:h="0" w:vAnchor="margin" w:hAnchor="text" w:x="0" w:y="0"/>
+        <w:pBdr>
+          <w:top w:val="none" w:sz="4" w:space="0"/>
+          <w:left w:val="none" w:sz="4" w:space="0"/>
+          <w:bottom w:val="none" w:sz="4" w:space="0"/>
+          <w:right w:val="none" w:sz="4" w:space="0"/>
+          <w:between w:val="none" w:sz="4" w:space="0"/>
+          <w:bar w:val="none" w:sz="4" w:space="0"/>
+        </w:pBdr>
+        <w:shd w:val="clear" w:fill="auto"/>
+        <w:spacing w:before="0" w:beforeAutospacing="0" w:after="240" w:afterAutospacing="0" w:line="240" w:lineRule="auto"/>
+        <w:ind w:left="0" w:right="0" w:firstLine="0"/>
         <w:jc w:val="both"/>
         <w:rPr>
           <w:rFonts w:ascii="Arial" w:cs="Arial" w:hAnsi="Arial"/>
-          <w:b w:val="off"/>
-          <w:outline w:val="off"/>
-          <w:shadow w:val="off"/>
-          <w:emboss w:val="off"/>
-          <w:imprint w:val="off"/>
-          <w:color w:val="auto"/>
-          <w:spacing w:val="0"/>
-          <w:sz w:val="24"/>
-        </w:rPr>
-      </w:pPr>
-      <w:r>
-        <w:rPr>
-          <w:rFonts w:ascii="Arial" w:cs="Arial" w:hAnsi="Arial"/>
-          <w:b w:val="off"/>
-          <w:outline w:val="off"/>
-          <w:shadow w:val="off"/>
-          <w:emboss w:val="off"/>
-          <w:imprint w:val="off"/>
-          <w:color w:val="auto"/>
-          <w:spacing w:val="0"/>
-          <w:sz w:val="24"/>
-        </w:rPr>
-        <w:t xml:space="preserve">So, the reason scientists can still “detect temperature in space” is because </w:t>
-      </w:r>
-      <w:r>
-        <w:rPr>
-          <w:rFonts w:ascii="Arial" w:cs="Arial" w:hAnsi="Arial"/>
-          <w:b/>
-          <w:outline w:val="off"/>
-          <w:shadow w:val="off"/>
-          <w:emboss w:val="off"/>
-          <w:imprint w:val="off"/>
-          <w:color w:val="auto"/>
-          <w:spacing w:val="0"/>
-          <w:sz w:val="24"/>
-        </w:rPr>
-        <w:t>temperature is tied to radiation, not air flow</w:t>
-      </w:r>
-      <w:r>
-        <w:rPr>
-          <w:rFonts w:ascii="Arial" w:cs="Arial" w:hAnsi="Arial"/>
-          <w:b w:val="off"/>
-          <w:outline w:val="off"/>
-          <w:shadow w:val="off"/>
-          <w:emboss w:val="off"/>
-          <w:imprint w:val="off"/>
-          <w:color w:val="auto"/>
-          <w:spacing w:val="0"/>
-          <w:sz w:val="24"/>
-        </w:rPr>
-        <w:t>. Vacuum doesn’t act like an invisible wall — it simply removes conduction and convection. Radiation is universal, and that’s why telescopes and sensors can measure the heat of stars, planets, and even the faint glow of the universe itself.</w:t>
-      </w:r>
+          <w:b/>
+          <w:bCs/>
+          <w:outline w:val="off"/>
+          <w:shadow w:val="off"/>
+          <w:emboss w:val="off"/>
+          <w:imprint w:val="off"/>
+          <w:color w:val="auto"/>
+          <w:spacing w:val="0"/>
+          <w:sz w:val="24"/>
+        </w:rPr>
+      </w:pPr>
+    </w:p>
+    <w:p>
+      <w:pPr>
+        <w:framePr w:w="0" w:h="0" w:vAnchor="margin" w:hAnchor="text" w:x="0" w:y="0"/>
+        <w:pBdr>
+          <w:top w:val="none" w:sz="4" w:space="0"/>
+          <w:left w:val="none" w:sz="4" w:space="0"/>
+          <w:bottom w:val="none" w:sz="4" w:space="0"/>
+          <w:right w:val="none" w:sz="4" w:space="0"/>
+          <w:between w:val="none" w:sz="4" w:space="0"/>
+          <w:bar w:val="none" w:sz="4" w:space="0"/>
+        </w:pBdr>
+        <w:shd w:val="clear" w:fill="auto"/>
+        <w:spacing w:before="0" w:after="298" w:line="240" w:lineRule="auto"/>
+        <w:ind w:left="0" w:right="0" w:firstLine="0"/>
+        <w:rPr>
+          <w:rFonts w:ascii="Arial" w:cs="Arial" w:hAnsi="Arial"/>
+          <w:b/>
+          <w:outline w:val="off"/>
+          <w:shadow w:val="off"/>
+          <w:emboss w:val="off"/>
+          <w:imprint w:val="off"/>
+          <w:color w:val="auto"/>
+          <w:spacing w:val="0"/>
+          <w:sz w:val="24"/>
+          <w:szCs w:val="24"/>
+        </w:rPr>
+      </w:pPr>
+      <w:r>
+        <w:rPr>
+          <w:rFonts w:ascii="Arial" w:cs="Arial" w:hAnsi="Arial"/>
+          <w:b/>
+          <w:outline w:val="off"/>
+          <w:shadow w:val="off"/>
+          <w:emboss w:val="off"/>
+          <w:imprint w:val="off"/>
+          <w:color w:val="auto"/>
+          <w:spacing w:val="0"/>
+          <w:sz w:val="24"/>
+          <w:szCs w:val="24"/>
+        </w:rPr>
+        <w:t>The key point</w:t>
+      </w:r>
+    </w:p>
+    <w:p>
+      <w:pPr>
+        <w:framePr w:w="0" w:h="0" w:vAnchor="margin" w:hAnchor="text" w:x="0" w:y="0"/>
+        <w:pBdr>
+          <w:top w:val="none" w:sz="4" w:space="0"/>
+          <w:left w:val="none" w:sz="4" w:space="0"/>
+          <w:bottom w:val="none" w:sz="4" w:space="0"/>
+          <w:right w:val="none" w:sz="4" w:space="0"/>
+          <w:between w:val="none" w:sz="4" w:space="0"/>
+          <w:bar w:val="none" w:sz="4" w:space="0"/>
+        </w:pBdr>
+        <w:shd w:val="clear" w:fill="auto"/>
+        <w:spacing w:before="0" w:after="240" w:line="240" w:lineRule="auto"/>
+        <w:ind w:left="0" w:right="0" w:firstLine="0"/>
+        <w:rPr>
+          <w:rFonts w:ascii="Arial" w:cs="Arial" w:hAnsi="Arial"/>
+          <w:b w:val="off"/>
+          <w:outline w:val="off"/>
+          <w:shadow w:val="off"/>
+          <w:emboss w:val="off"/>
+          <w:imprint w:val="off"/>
+          <w:color w:val="auto"/>
+          <w:spacing w:val="0"/>
+          <w:sz w:val="24"/>
+          <w:szCs w:val="24"/>
+        </w:rPr>
+      </w:pPr>
+      <w:r>
+        <w:rPr>
+          <w:rFonts w:ascii="Arial" w:cs="Arial" w:hAnsi="Arial"/>
+          <w:b w:val="off"/>
+          <w:outline w:val="off"/>
+          <w:shadow w:val="off"/>
+          <w:emboss w:val="off"/>
+          <w:imprint w:val="off"/>
+          <w:color w:val="auto"/>
+          <w:spacing w:val="0"/>
+          <w:sz w:val="24"/>
+          <w:szCs w:val="24"/>
+        </w:rPr>
+        <w:t xml:space="preserve">On the Moon, humans don’t directly “feel” the +120 °C or –150 °C of the surface the way we feel hot or cold air on Earth. But those temperatures </w:t>
+      </w:r>
+      <w:r>
+        <w:rPr>
+          <w:rFonts w:ascii="Arial" w:cs="Arial" w:hAnsi="Arial"/>
+          <w:b/>
+          <w:outline w:val="off"/>
+          <w:shadow w:val="off"/>
+          <w:emboss w:val="off"/>
+          <w:imprint w:val="off"/>
+          <w:color w:val="auto"/>
+          <w:spacing w:val="0"/>
+          <w:sz w:val="24"/>
+          <w:szCs w:val="24"/>
+        </w:rPr>
+        <w:t>still matter</w:t>
+      </w:r>
+      <w:r>
+        <w:rPr>
+          <w:rFonts w:ascii="Arial" w:cs="Arial" w:hAnsi="Arial"/>
+          <w:b w:val="off"/>
+          <w:outline w:val="off"/>
+          <w:shadow w:val="off"/>
+          <w:emboss w:val="off"/>
+          <w:imprint w:val="off"/>
+          <w:color w:val="auto"/>
+          <w:spacing w:val="0"/>
+          <w:sz w:val="24"/>
+          <w:szCs w:val="24"/>
+        </w:rPr>
+        <w:t>, because radiation and conduction will push your body far away from 36.7 °C unless the spacesuit actively regulates it.</w:t>
+      </w:r>
+    </w:p>
+    <w:p>
+      <w:pPr>
+        <w:framePr w:w="0" w:h="0" w:vAnchor="margin" w:hAnchor="text" w:x="0" w:y="0"/>
+        <w:pBdr>
+          <w:top w:val="none" w:sz="4" w:space="0"/>
+          <w:left w:val="none" w:sz="4" w:space="0"/>
+          <w:bottom w:val="none" w:sz="4" w:space="0"/>
+          <w:right w:val="none" w:sz="4" w:space="0"/>
+          <w:between w:val="none" w:sz="4" w:space="0"/>
+          <w:bar w:val="none" w:sz="4" w:space="0"/>
+        </w:pBdr>
+        <w:shd w:val="clear" w:fill="auto"/>
+        <w:spacing w:before="0" w:after="240" w:line="240" w:lineRule="auto"/>
+        <w:ind w:left="0" w:right="0" w:firstLine="0"/>
+        <w:rPr>
+          <w:rFonts w:ascii="Arial" w:cs="Arial" w:hAnsi="Arial"/>
+          <w:b w:val="off"/>
+          <w:outline w:val="off"/>
+          <w:shadow w:val="off"/>
+          <w:emboss w:val="off"/>
+          <w:imprint w:val="off"/>
+          <w:color w:val="auto"/>
+          <w:spacing w:val="0"/>
+          <w:sz w:val="24"/>
+          <w:szCs w:val="24"/>
+        </w:rPr>
+      </w:pPr>
+      <w:r>
+        <w:rPr>
+          <w:rFonts w:ascii="Arial" w:cs="Arial" w:hAnsi="Arial"/>
+          <w:b w:val="off"/>
+          <w:outline w:val="off"/>
+          <w:shadow w:val="off"/>
+          <w:emboss w:val="off"/>
+          <w:imprint w:val="off"/>
+          <w:color w:val="auto"/>
+          <w:spacing w:val="0"/>
+          <w:sz w:val="24"/>
+          <w:szCs w:val="24"/>
+        </w:rPr>
+        <w:t>So the spacesuit isn’t just clothing — it’s the reason you can survive at all.</w:t>
+      </w:r>
+    </w:p>
+    <w:p>
+      <w:pPr>
+        <w:framePr w:w="0" w:h="0" w:vAnchor="margin" w:hAnchor="text" w:x="0" w:y="0"/>
+        <w:pBdr>
+          <w:top w:val="none" w:sz="4" w:space="0"/>
+          <w:left w:val="none" w:sz="4" w:space="0"/>
+          <w:bottom w:val="none" w:sz="4" w:space="0"/>
+          <w:right w:val="none" w:sz="4" w:space="0"/>
+          <w:between w:val="none" w:sz="4" w:space="0"/>
+          <w:bar w:val="none" w:sz="4" w:space="0"/>
+        </w:pBdr>
+        <w:shd w:val="clear" w:fill="auto"/>
+        <w:spacing w:before="0" w:beforeAutospacing="0" w:after="240" w:afterAutospacing="0" w:line="240" w:lineRule="auto"/>
+        <w:ind w:left="0" w:right="0" w:firstLine="0"/>
+        <w:jc w:val="both"/>
+        <w:rPr>
+          <w:rFonts w:ascii="Arial" w:cs="Arial" w:hAnsi="Arial"/>
+          <w:b/>
+          <w:bCs/>
+          <w:outline w:val="off"/>
+          <w:shadow w:val="off"/>
+          <w:emboss w:val="off"/>
+          <w:imprint w:val="off"/>
+          <w:color w:val="auto"/>
+          <w:spacing w:val="0"/>
+          <w:sz w:val="24"/>
+        </w:rPr>
+      </w:pPr>
     </w:p>
     <w:p>
       <w:pPr>
@@ -1370,11 +2959,62 @@
       <w:rPr/>
     </w:lvl>
   </w:abstractNum>
+  <w:abstractNum w:abstractNumId="2">
+    <w:multiLevelType w:val="hybridMultilevel"/>
+    <w:lvl w:ilvl="0" w:tentative="1">
+      <w:start w:val="0"/>
+      <w:numFmt w:val="bullet"/>
+      <w:suff w:val="tab"/>
+      <w:lvlText w:val="•"/>
+      <w:lvlJc w:val="left"/>
+      <w:pPr>
+        <w:ind w:left="720" w:hanging="360"/>
+      </w:pPr>
+      <w:rPr/>
+    </w:lvl>
+  </w:abstractNum>
+  <w:abstractNum w:abstractNumId="3">
+    <w:multiLevelType w:val="hybridMultilevel"/>
+    <w:lvl w:ilvl="0" w:tentative="1">
+      <w:start w:val="0"/>
+      <w:numFmt w:val="bullet"/>
+      <w:suff w:val="tab"/>
+      <w:lvlText w:val="•"/>
+      <w:lvlJc w:val="left"/>
+      <w:pPr>
+        <w:ind w:left="720" w:hanging="360"/>
+      </w:pPr>
+      <w:rPr/>
+    </w:lvl>
+  </w:abstractNum>
+  <w:abstractNum w:abstractNumId="4">
+    <w:multiLevelType w:val="hybridMultilevel"/>
+    <w:lvl w:ilvl="0" w:tentative="1">
+      <w:start w:val="0"/>
+      <w:numFmt w:val="bullet"/>
+      <w:suff w:val="tab"/>
+      <w:lvlText w:val="•"/>
+      <w:lvlJc w:val="left"/>
+      <w:pPr>
+        <w:ind w:left="720" w:hanging="360"/>
+      </w:pPr>
+      <w:rPr/>
+    </w:lvl>
+  </w:abstractNum>
   <w:num w:numId="1">
     <w:abstractNumId w:val="0"/>
   </w:num>
   <w:num w:numId="2">
     <w:abstractNumId w:val="1"/>
+  </w:num>
+  <w:num w:numId="3">
+    <w:abstractNumId w:val="2"/>
+  </w:num>
+  <w:num w:numId="4">
+    <w:abstractNumId w:val="3"/>
+  </w:num>
+  <w:num w:numId="5">
+    <w:abstractNumId w:val="4"/>
   </w:num>
 </w:numbering>
 </file>
@@ -1391,7 +3031,7 @@
     </w:rPrDefault>
     <w:pPrDefault>
       <w:pPr>
-        <w:spacing w:after="200" w:line="276" w:lineRule="auto"/>
+        <w:spacing w:beforeAutospacing="0" w:after="200" w:afterAutospacing="0" w:line="276" w:lineRule="auto"/>
       </w:pPr>
     </w:pPrDefault>
   </w:docDefaults>
@@ -2136,7 +3776,7 @@
     <w:basedOn w:val="NormalTable"/>
     <w:uiPriority w:val="59"/>
     <w:pPr>
-      <w:spacing w:after="0" w:line="240" w:lineRule="auto"/>
+      <w:spacing w:beforeAutospacing="0" w:after="0" w:afterAutospacing="0" w:line="240" w:lineRule="auto"/>
     </w:pPr>
     <w:tblPr>
       <w:tblBorders>
